--- a/Ответы_для_собеседования.docx
+++ b/Ответы_для_собеседования.docx
@@ -171,17 +171,17 @@
           </w:tcPr>
           <w:p>
             <w:r>
-              <w:t>3</w:t>
-            </w:r>
-          </w:p>
-        </w:tc>
-        <w:tc>
-          <w:tcPr>
-            <w:tcW w:type="dxa" w:w="785"/>
-          </w:tcPr>
-          <w:p>
-            <w:r>
-              <w:t>5</w:t>
+              <w:t>2</w:t>
+            </w:r>
+          </w:p>
+        </w:tc>
+        <w:tc>
+          <w:tcPr>
+            <w:tcW w:type="dxa" w:w="785"/>
+          </w:tcPr>
+          <w:p>
+            <w:r>
+              <w:t>4</w:t>
             </w:r>
           </w:p>
         </w:tc>
@@ -241,7 +241,7 @@
           </w:tcPr>
           <w:p>
             <w:r>
-              <w:t>2</w:t>
+              <w:t>1</w:t>
             </w:r>
           </w:p>
         </w:tc>
@@ -283,6 +283,16 @@
           </w:tcPr>
           <w:p>
             <w:r>
+              <w:t>1</w:t>
+            </w:r>
+          </w:p>
+        </w:tc>
+        <w:tc>
+          <w:tcPr>
+            <w:tcW w:type="dxa" w:w="785"/>
+          </w:tcPr>
+          <w:p>
+            <w:r>
               <w:t>2</w:t>
             </w:r>
           </w:p>
@@ -293,67 +303,57 @@
           </w:tcPr>
           <w:p>
             <w:r>
+              <w:t>222</w:t>
+            </w:r>
+          </w:p>
+        </w:tc>
+        <w:tc>
+          <w:tcPr>
+            <w:tcW w:type="dxa" w:w="785"/>
+          </w:tcPr>
+          <w:p>
+            <w:r>
+              <w:t>376814</w:t>
+            </w:r>
+          </w:p>
+        </w:tc>
+        <w:tc>
+          <w:tcPr>
+            <w:tcW w:type="dxa" w:w="785"/>
+          </w:tcPr>
+          <w:p>
+            <w:r>
+              <w:t>239</w:t>
+            </w:r>
+          </w:p>
+        </w:tc>
+        <w:tc>
+          <w:tcPr>
+            <w:tcW w:type="dxa" w:w="785"/>
+          </w:tcPr>
+          <w:p>
+            <w:r>
+              <w:t>291</w:t>
+            </w:r>
+          </w:p>
+        </w:tc>
+        <w:tc>
+          <w:tcPr>
+            <w:tcW w:type="dxa" w:w="785"/>
+          </w:tcPr>
+          <w:p>
+            <w:r>
+              <w:t>9</w:t>
+            </w:r>
+          </w:p>
+        </w:tc>
+        <w:tc>
+          <w:tcPr>
+            <w:tcW w:type="dxa" w:w="785"/>
+          </w:tcPr>
+          <w:p>
+            <w:r>
               <w:t>3</w:t>
-            </w:r>
-          </w:p>
-        </w:tc>
-        <w:tc>
-          <w:tcPr>
-            <w:tcW w:type="dxa" w:w="785"/>
-          </w:tcPr>
-          <w:p>
-            <w:r>
-              <w:t>222</w:t>
-            </w:r>
-          </w:p>
-        </w:tc>
-        <w:tc>
-          <w:tcPr>
-            <w:tcW w:type="dxa" w:w="785"/>
-          </w:tcPr>
-          <w:p>
-            <w:r>
-              <w:t>376814</w:t>
-            </w:r>
-          </w:p>
-        </w:tc>
-        <w:tc>
-          <w:tcPr>
-            <w:tcW w:type="dxa" w:w="785"/>
-          </w:tcPr>
-          <w:p>
-            <w:r>
-              <w:t>239</w:t>
-            </w:r>
-          </w:p>
-        </w:tc>
-        <w:tc>
-          <w:tcPr>
-            <w:tcW w:type="dxa" w:w="785"/>
-          </w:tcPr>
-          <w:p>
-            <w:r>
-              <w:t>291</w:t>
-            </w:r>
-          </w:p>
-        </w:tc>
-        <w:tc>
-          <w:tcPr>
-            <w:tcW w:type="dxa" w:w="785"/>
-          </w:tcPr>
-          <w:p>
-            <w:r>
-              <w:t>9</w:t>
-            </w:r>
-          </w:p>
-        </w:tc>
-        <w:tc>
-          <w:tcPr>
-            <w:tcW w:type="dxa" w:w="785"/>
-          </w:tcPr>
-          <w:p>
-            <w:r>
-              <w:t>4</w:t>
             </w:r>
           </w:p>
         </w:tc>
@@ -395,7 +395,67 @@
           </w:tcPr>
           <w:p>
             <w:r>
-              <w:t>5</w:t>
+              <w:t>4</w:t>
+            </w:r>
+          </w:p>
+        </w:tc>
+        <w:tc>
+          <w:tcPr>
+            <w:tcW w:type="dxa" w:w="785"/>
+          </w:tcPr>
+          <w:p>
+            <w:r>
+              <w:t>1</w:t>
+            </w:r>
+          </w:p>
+        </w:tc>
+        <w:tc>
+          <w:tcPr>
+            <w:tcW w:type="dxa" w:w="785"/>
+          </w:tcPr>
+          <w:p>
+            <w:r>
+              <w:t>111</w:t>
+            </w:r>
+          </w:p>
+        </w:tc>
+        <w:tc>
+          <w:tcPr>
+            <w:tcW w:type="dxa" w:w="785"/>
+          </w:tcPr>
+          <w:p>
+            <w:r>
+              <w:t>701165</w:t>
+            </w:r>
+          </w:p>
+        </w:tc>
+        <w:tc>
+          <w:tcPr>
+            <w:tcW w:type="dxa" w:w="785"/>
+          </w:tcPr>
+          <w:p>
+            <w:r>
+              <w:t>239</w:t>
+            </w:r>
+          </w:p>
+        </w:tc>
+        <w:tc>
+          <w:tcPr>
+            <w:tcW w:type="dxa" w:w="785"/>
+          </w:tcPr>
+          <w:p>
+            <w:r>
+              <w:t>361</w:t>
+            </w:r>
+          </w:p>
+        </w:tc>
+        <w:tc>
+          <w:tcPr>
+            <w:tcW w:type="dxa" w:w="785"/>
+          </w:tcPr>
+          <w:p>
+            <w:r>
+              <w:t>8</w:t>
             </w:r>
           </w:p>
         </w:tc>
@@ -406,66 +466,6 @@
           <w:p>
             <w:r>
               <w:t>2</w:t>
-            </w:r>
-          </w:p>
-        </w:tc>
-        <w:tc>
-          <w:tcPr>
-            <w:tcW w:type="dxa" w:w="785"/>
-          </w:tcPr>
-          <w:p>
-            <w:r>
-              <w:t>111</w:t>
-            </w:r>
-          </w:p>
-        </w:tc>
-        <w:tc>
-          <w:tcPr>
-            <w:tcW w:type="dxa" w:w="785"/>
-          </w:tcPr>
-          <w:p>
-            <w:r>
-              <w:t>701165</w:t>
-            </w:r>
-          </w:p>
-        </w:tc>
-        <w:tc>
-          <w:tcPr>
-            <w:tcW w:type="dxa" w:w="785"/>
-          </w:tcPr>
-          <w:p>
-            <w:r>
-              <w:t>239</w:t>
-            </w:r>
-          </w:p>
-        </w:tc>
-        <w:tc>
-          <w:tcPr>
-            <w:tcW w:type="dxa" w:w="785"/>
-          </w:tcPr>
-          <w:p>
-            <w:r>
-              <w:t>361</w:t>
-            </w:r>
-          </w:p>
-        </w:tc>
-        <w:tc>
-          <w:tcPr>
-            <w:tcW w:type="dxa" w:w="785"/>
-          </w:tcPr>
-          <w:p>
-            <w:r>
-              <w:t>8</w:t>
-            </w:r>
-          </w:p>
-        </w:tc>
-        <w:tc>
-          <w:tcPr>
-            <w:tcW w:type="dxa" w:w="785"/>
-          </w:tcPr>
-          <w:p>
-            <w:r>
-              <w:t>3</w:t>
             </w:r>
           </w:p>
         </w:tc>
@@ -507,17 +507,17 @@
           </w:tcPr>
           <w:p>
             <w:r>
-              <w:t>2</w:t>
-            </w:r>
-          </w:p>
-        </w:tc>
-        <w:tc>
-          <w:tcPr>
-            <w:tcW w:type="dxa" w:w="785"/>
-          </w:tcPr>
-          <w:p>
-            <w:r>
-              <w:t>2</w:t>
+              <w:t>1</w:t>
+            </w:r>
+          </w:p>
+        </w:tc>
+        <w:tc>
+          <w:tcPr>
+            <w:tcW w:type="dxa" w:w="785"/>
+          </w:tcPr>
+          <w:p>
+            <w:r>
+              <w:t>1</w:t>
             </w:r>
           </w:p>
         </w:tc>
@@ -577,7 +577,7 @@
           </w:tcPr>
           <w:p>
             <w:r>
-              <w:t>5</w:t>
+              <w:t>4</w:t>
             </w:r>
           </w:p>
         </w:tc>
@@ -619,6 +619,26 @@
           </w:tcPr>
           <w:p>
             <w:r>
+              <w:t>1</w:t>
+            </w:r>
+          </w:p>
+        </w:tc>
+        <w:tc>
+          <w:tcPr>
+            <w:tcW w:type="dxa" w:w="785"/>
+          </w:tcPr>
+          <w:p>
+            <w:r>
+              <w:t>1</w:t>
+            </w:r>
+          </w:p>
+        </w:tc>
+        <w:tc>
+          <w:tcPr>
+            <w:tcW w:type="dxa" w:w="785"/>
+          </w:tcPr>
+          <w:p>
+            <w:r>
               <w:t>2</w:t>
             </w:r>
           </w:p>
@@ -629,26 +649,6 @@
           </w:tcPr>
           <w:p>
             <w:r>
-              <w:t>2</w:t>
-            </w:r>
-          </w:p>
-        </w:tc>
-        <w:tc>
-          <w:tcPr>
-            <w:tcW w:type="dxa" w:w="785"/>
-          </w:tcPr>
-          <w:p>
-            <w:r>
-              <w:t>2</w:t>
-            </w:r>
-          </w:p>
-        </w:tc>
-        <w:tc>
-          <w:tcPr>
-            <w:tcW w:type="dxa" w:w="785"/>
-          </w:tcPr>
-          <w:p>
-            <w:r>
               <w:t>566726</w:t>
             </w:r>
           </w:p>
@@ -689,7 +689,7 @@
           </w:tcPr>
           <w:p>
             <w:r>
-              <w:t>5</w:t>
+              <w:t>4</w:t>
             </w:r>
           </w:p>
         </w:tc>
@@ -731,6 +731,16 @@
           </w:tcPr>
           <w:p>
             <w:r>
+              <w:t>3</w:t>
+            </w:r>
+          </w:p>
+        </w:tc>
+        <w:tc>
+          <w:tcPr>
+            <w:tcW w:type="dxa" w:w="785"/>
+          </w:tcPr>
+          <w:p>
+            <w:r>
               <w:t>4</w:t>
             </w:r>
           </w:p>
@@ -741,16 +751,6 @@
           </w:tcPr>
           <w:p>
             <w:r>
-              <w:t>5</w:t>
-            </w:r>
-          </w:p>
-        </w:tc>
-        <w:tc>
-          <w:tcPr>
-            <w:tcW w:type="dxa" w:w="785"/>
-          </w:tcPr>
-          <w:p>
-            <w:r>
               <w:t>22</w:t>
             </w:r>
           </w:p>
@@ -801,7 +801,7 @@
           </w:tcPr>
           <w:p>
             <w:r>
-              <w:t>2</w:t>
+              <w:t>1</w:t>
             </w:r>
           </w:p>
         </w:tc>
@@ -843,17 +843,17 @@
           </w:tcPr>
           <w:p>
             <w:r>
-              <w:t>3</w:t>
-            </w:r>
-          </w:p>
-        </w:tc>
-        <w:tc>
-          <w:tcPr>
-            <w:tcW w:type="dxa" w:w="785"/>
-          </w:tcPr>
-          <w:p>
-            <w:r>
-              <w:t>3</w:t>
+              <w:t>2</w:t>
+            </w:r>
+          </w:p>
+        </w:tc>
+        <w:tc>
+          <w:tcPr>
+            <w:tcW w:type="dxa" w:w="785"/>
+          </w:tcPr>
+          <w:p>
+            <w:r>
+              <w:t>2</w:t>
             </w:r>
           </w:p>
         </w:tc>
@@ -913,7 +913,7 @@
           </w:tcPr>
           <w:p>
             <w:r>
-              <w:t>2</w:t>
+              <w:t>1</w:t>
             </w:r>
           </w:p>
         </w:tc>
@@ -955,7 +955,67 @@
           </w:tcPr>
           <w:p>
             <w:r>
-              <w:t>4</w:t>
+              <w:t>3</w:t>
+            </w:r>
+          </w:p>
+        </w:tc>
+        <w:tc>
+          <w:tcPr>
+            <w:tcW w:type="dxa" w:w="785"/>
+          </w:tcPr>
+          <w:p>
+            <w:r>
+              <w:t>1</w:t>
+            </w:r>
+          </w:p>
+        </w:tc>
+        <w:tc>
+          <w:tcPr>
+            <w:tcW w:type="dxa" w:w="785"/>
+          </w:tcPr>
+          <w:p>
+            <w:r>
+              <w:t>111</w:t>
+            </w:r>
+          </w:p>
+        </w:tc>
+        <w:tc>
+          <w:tcPr>
+            <w:tcW w:type="dxa" w:w="785"/>
+          </w:tcPr>
+          <w:p>
+            <w:r>
+              <w:t>643745</w:t>
+            </w:r>
+          </w:p>
+        </w:tc>
+        <w:tc>
+          <w:tcPr>
+            <w:tcW w:type="dxa" w:w="785"/>
+          </w:tcPr>
+          <w:p>
+            <w:r>
+              <w:t>299</w:t>
+            </w:r>
+          </w:p>
+        </w:tc>
+        <w:tc>
+          <w:tcPr>
+            <w:tcW w:type="dxa" w:w="785"/>
+          </w:tcPr>
+          <w:p>
+            <w:r>
+              <w:t>351</w:t>
+            </w:r>
+          </w:p>
+        </w:tc>
+        <w:tc>
+          <w:tcPr>
+            <w:tcW w:type="dxa" w:w="785"/>
+          </w:tcPr>
+          <w:p>
+            <w:r>
+              <w:t>40</w:t>
             </w:r>
           </w:p>
         </w:tc>
@@ -966,66 +1026,6 @@
           <w:p>
             <w:r>
               <w:t>2</w:t>
-            </w:r>
-          </w:p>
-        </w:tc>
-        <w:tc>
-          <w:tcPr>
-            <w:tcW w:type="dxa" w:w="785"/>
-          </w:tcPr>
-          <w:p>
-            <w:r>
-              <w:t>111</w:t>
-            </w:r>
-          </w:p>
-        </w:tc>
-        <w:tc>
-          <w:tcPr>
-            <w:tcW w:type="dxa" w:w="785"/>
-          </w:tcPr>
-          <w:p>
-            <w:r>
-              <w:t>643745</w:t>
-            </w:r>
-          </w:p>
-        </w:tc>
-        <w:tc>
-          <w:tcPr>
-            <w:tcW w:type="dxa" w:w="785"/>
-          </w:tcPr>
-          <w:p>
-            <w:r>
-              <w:t>299</w:t>
-            </w:r>
-          </w:p>
-        </w:tc>
-        <w:tc>
-          <w:tcPr>
-            <w:tcW w:type="dxa" w:w="785"/>
-          </w:tcPr>
-          <w:p>
-            <w:r>
-              <w:t>351</w:t>
-            </w:r>
-          </w:p>
-        </w:tc>
-        <w:tc>
-          <w:tcPr>
-            <w:tcW w:type="dxa" w:w="785"/>
-          </w:tcPr>
-          <w:p>
-            <w:r>
-              <w:t>40</w:t>
-            </w:r>
-          </w:p>
-        </w:tc>
-        <w:tc>
-          <w:tcPr>
-            <w:tcW w:type="dxa" w:w="785"/>
-          </w:tcPr>
-          <w:p>
-            <w:r>
-              <w:t>3</w:t>
             </w:r>
           </w:p>
         </w:tc>
@@ -1067,77 +1067,77 @@
           </w:tcPr>
           <w:p>
             <w:r>
+              <w:t>1</w:t>
+            </w:r>
+          </w:p>
+        </w:tc>
+        <w:tc>
+          <w:tcPr>
+            <w:tcW w:type="dxa" w:w="785"/>
+          </w:tcPr>
+          <w:p>
+            <w:r>
+              <w:t>1</w:t>
+            </w:r>
+          </w:p>
+        </w:tc>
+        <w:tc>
+          <w:tcPr>
+            <w:tcW w:type="dxa" w:w="785"/>
+          </w:tcPr>
+          <w:p>
+            <w:r>
+              <w:t>122</w:t>
+            </w:r>
+          </w:p>
+        </w:tc>
+        <w:tc>
+          <w:tcPr>
+            <w:tcW w:type="dxa" w:w="785"/>
+          </w:tcPr>
+          <w:p>
+            <w:r>
+              <w:t>290685</w:t>
+            </w:r>
+          </w:p>
+        </w:tc>
+        <w:tc>
+          <w:tcPr>
+            <w:tcW w:type="dxa" w:w="785"/>
+          </w:tcPr>
+          <w:p>
+            <w:r>
+              <w:t>319</w:t>
+            </w:r>
+          </w:p>
+        </w:tc>
+        <w:tc>
+          <w:tcPr>
+            <w:tcW w:type="dxa" w:w="785"/>
+          </w:tcPr>
+          <w:p>
+            <w:r>
+              <w:t>291</w:t>
+            </w:r>
+          </w:p>
+        </w:tc>
+        <w:tc>
+          <w:tcPr>
+            <w:tcW w:type="dxa" w:w="785"/>
+          </w:tcPr>
+          <w:p>
+            <w:r>
+              <w:t>9</w:t>
+            </w:r>
+          </w:p>
+        </w:tc>
+        <w:tc>
+          <w:tcPr>
+            <w:tcW w:type="dxa" w:w="785"/>
+          </w:tcPr>
+          <w:p>
+            <w:r>
               <w:t>2</w:t>
-            </w:r>
-          </w:p>
-        </w:tc>
-        <w:tc>
-          <w:tcPr>
-            <w:tcW w:type="dxa" w:w="785"/>
-          </w:tcPr>
-          <w:p>
-            <w:r>
-              <w:t>2</w:t>
-            </w:r>
-          </w:p>
-        </w:tc>
-        <w:tc>
-          <w:tcPr>
-            <w:tcW w:type="dxa" w:w="785"/>
-          </w:tcPr>
-          <w:p>
-            <w:r>
-              <w:t>122</w:t>
-            </w:r>
-          </w:p>
-        </w:tc>
-        <w:tc>
-          <w:tcPr>
-            <w:tcW w:type="dxa" w:w="785"/>
-          </w:tcPr>
-          <w:p>
-            <w:r>
-              <w:t>290685</w:t>
-            </w:r>
-          </w:p>
-        </w:tc>
-        <w:tc>
-          <w:tcPr>
-            <w:tcW w:type="dxa" w:w="785"/>
-          </w:tcPr>
-          <w:p>
-            <w:r>
-              <w:t>319</w:t>
-            </w:r>
-          </w:p>
-        </w:tc>
-        <w:tc>
-          <w:tcPr>
-            <w:tcW w:type="dxa" w:w="785"/>
-          </w:tcPr>
-          <w:p>
-            <w:r>
-              <w:t>291</w:t>
-            </w:r>
-          </w:p>
-        </w:tc>
-        <w:tc>
-          <w:tcPr>
-            <w:tcW w:type="dxa" w:w="785"/>
-          </w:tcPr>
-          <w:p>
-            <w:r>
-              <w:t>9</w:t>
-            </w:r>
-          </w:p>
-        </w:tc>
-        <w:tc>
-          <w:tcPr>
-            <w:tcW w:type="dxa" w:w="785"/>
-          </w:tcPr>
-          <w:p>
-            <w:r>
-              <w:t>3</w:t>
             </w:r>
           </w:p>
         </w:tc>
@@ -1179,6 +1179,26 @@
           </w:tcPr>
           <w:p>
             <w:r>
+              <w:t>1</w:t>
+            </w:r>
+          </w:p>
+        </w:tc>
+        <w:tc>
+          <w:tcPr>
+            <w:tcW w:type="dxa" w:w="785"/>
+          </w:tcPr>
+          <w:p>
+            <w:r>
+              <w:t>1</w:t>
+            </w:r>
+          </w:p>
+        </w:tc>
+        <w:tc>
+          <w:tcPr>
+            <w:tcW w:type="dxa" w:w="785"/>
+          </w:tcPr>
+          <w:p>
+            <w:r>
               <w:t>2</w:t>
             </w:r>
           </w:p>
@@ -1189,26 +1209,6 @@
           </w:tcPr>
           <w:p>
             <w:r>
-              <w:t>2</w:t>
-            </w:r>
-          </w:p>
-        </w:tc>
-        <w:tc>
-          <w:tcPr>
-            <w:tcW w:type="dxa" w:w="785"/>
-          </w:tcPr>
-          <w:p>
-            <w:r>
-              <w:t>2</w:t>
-            </w:r>
-          </w:p>
-        </w:tc>
-        <w:tc>
-          <w:tcPr>
-            <w:tcW w:type="dxa" w:w="785"/>
-          </w:tcPr>
-          <w:p>
-            <w:r>
               <w:t>554562</w:t>
             </w:r>
           </w:p>
@@ -1249,7 +1249,7 @@
           </w:tcPr>
           <w:p>
             <w:r>
-              <w:t>5</w:t>
+              <w:t>4</w:t>
             </w:r>
           </w:p>
         </w:tc>
@@ -1291,17 +1291,17 @@
           </w:tcPr>
           <w:p>
             <w:r>
-              <w:t>3</w:t>
-            </w:r>
-          </w:p>
-        </w:tc>
-        <w:tc>
-          <w:tcPr>
-            <w:tcW w:type="dxa" w:w="785"/>
-          </w:tcPr>
-          <w:p>
-            <w:r>
-              <w:t>5</w:t>
+              <w:t>2</w:t>
+            </w:r>
+          </w:p>
+        </w:tc>
+        <w:tc>
+          <w:tcPr>
+            <w:tcW w:type="dxa" w:w="785"/>
+          </w:tcPr>
+          <w:p>
+            <w:r>
+              <w:t>4</w:t>
             </w:r>
           </w:p>
         </w:tc>
@@ -1361,7 +1361,7 @@
           </w:tcPr>
           <w:p>
             <w:r>
-              <w:t>3</w:t>
+              <w:t>2</w:t>
             </w:r>
           </w:p>
         </w:tc>
@@ -1403,7 +1403,67 @@
           </w:tcPr>
           <w:p>
             <w:r>
-              <w:t>5</w:t>
+              <w:t>4</w:t>
+            </w:r>
+          </w:p>
+        </w:tc>
+        <w:tc>
+          <w:tcPr>
+            <w:tcW w:type="dxa" w:w="785"/>
+          </w:tcPr>
+          <w:p>
+            <w:r>
+              <w:t>2</w:t>
+            </w:r>
+          </w:p>
+        </w:tc>
+        <w:tc>
+          <w:tcPr>
+            <w:tcW w:type="dxa" w:w="785"/>
+          </w:tcPr>
+          <w:p>
+            <w:r>
+              <w:t>222</w:t>
+            </w:r>
+          </w:p>
+        </w:tc>
+        <w:tc>
+          <w:tcPr>
+            <w:tcW w:type="dxa" w:w="785"/>
+          </w:tcPr>
+          <w:p>
+            <w:r>
+              <w:t>623012</w:t>
+            </w:r>
+          </w:p>
+        </w:tc>
+        <w:tc>
+          <w:tcPr>
+            <w:tcW w:type="dxa" w:w="785"/>
+          </w:tcPr>
+          <w:p>
+            <w:r>
+              <w:t>203</w:t>
+            </w:r>
+          </w:p>
+        </w:tc>
+        <w:tc>
+          <w:tcPr>
+            <w:tcW w:type="dxa" w:w="785"/>
+          </w:tcPr>
+          <w:p>
+            <w:r>
+              <w:t>351</w:t>
+            </w:r>
+          </w:p>
+        </w:tc>
+        <w:tc>
+          <w:tcPr>
+            <w:tcW w:type="dxa" w:w="785"/>
+          </w:tcPr>
+          <w:p>
+            <w:r>
+              <w:t>9</w:t>
             </w:r>
           </w:p>
         </w:tc>
@@ -1414,66 +1474,6 @@
           <w:p>
             <w:r>
               <w:t>3</w:t>
-            </w:r>
-          </w:p>
-        </w:tc>
-        <w:tc>
-          <w:tcPr>
-            <w:tcW w:type="dxa" w:w="785"/>
-          </w:tcPr>
-          <w:p>
-            <w:r>
-              <w:t>222</w:t>
-            </w:r>
-          </w:p>
-        </w:tc>
-        <w:tc>
-          <w:tcPr>
-            <w:tcW w:type="dxa" w:w="785"/>
-          </w:tcPr>
-          <w:p>
-            <w:r>
-              <w:t>623012</w:t>
-            </w:r>
-          </w:p>
-        </w:tc>
-        <w:tc>
-          <w:tcPr>
-            <w:tcW w:type="dxa" w:w="785"/>
-          </w:tcPr>
-          <w:p>
-            <w:r>
-              <w:t>203</w:t>
-            </w:r>
-          </w:p>
-        </w:tc>
-        <w:tc>
-          <w:tcPr>
-            <w:tcW w:type="dxa" w:w="785"/>
-          </w:tcPr>
-          <w:p>
-            <w:r>
-              <w:t>351</w:t>
-            </w:r>
-          </w:p>
-        </w:tc>
-        <w:tc>
-          <w:tcPr>
-            <w:tcW w:type="dxa" w:w="785"/>
-          </w:tcPr>
-          <w:p>
-            <w:r>
-              <w:t>9</w:t>
-            </w:r>
-          </w:p>
-        </w:tc>
-        <w:tc>
-          <w:tcPr>
-            <w:tcW w:type="dxa" w:w="785"/>
-          </w:tcPr>
-          <w:p>
-            <w:r>
-              <w:t>4</w:t>
             </w:r>
           </w:p>
         </w:tc>
@@ -1515,77 +1515,77 @@
           </w:tcPr>
           <w:p>
             <w:r>
+              <w:t>3</w:t>
+            </w:r>
+          </w:p>
+        </w:tc>
+        <w:tc>
+          <w:tcPr>
+            <w:tcW w:type="dxa" w:w="785"/>
+          </w:tcPr>
+          <w:p>
+            <w:r>
+              <w:t>1</w:t>
+            </w:r>
+          </w:p>
+        </w:tc>
+        <w:tc>
+          <w:tcPr>
+            <w:tcW w:type="dxa" w:w="785"/>
+          </w:tcPr>
+          <w:p>
+            <w:r>
+              <w:t>111</w:t>
+            </w:r>
+          </w:p>
+        </w:tc>
+        <w:tc>
+          <w:tcPr>
+            <w:tcW w:type="dxa" w:w="785"/>
+          </w:tcPr>
+          <w:p>
+            <w:r>
+              <w:t>234929</w:t>
+            </w:r>
+          </w:p>
+        </w:tc>
+        <w:tc>
+          <w:tcPr>
+            <w:tcW w:type="dxa" w:w="785"/>
+          </w:tcPr>
+          <w:p>
+            <w:r>
+              <w:t>239</w:t>
+            </w:r>
+          </w:p>
+        </w:tc>
+        <w:tc>
+          <w:tcPr>
+            <w:tcW w:type="dxa" w:w="785"/>
+          </w:tcPr>
+          <w:p>
+            <w:r>
+              <w:t>311</w:t>
+            </w:r>
+          </w:p>
+        </w:tc>
+        <w:tc>
+          <w:tcPr>
+            <w:tcW w:type="dxa" w:w="785"/>
+          </w:tcPr>
+          <w:p>
+            <w:r>
+              <w:t>9</w:t>
+            </w:r>
+          </w:p>
+        </w:tc>
+        <w:tc>
+          <w:tcPr>
+            <w:tcW w:type="dxa" w:w="785"/>
+          </w:tcPr>
+          <w:p>
+            <w:r>
               <w:t>4</w:t>
-            </w:r>
-          </w:p>
-        </w:tc>
-        <w:tc>
-          <w:tcPr>
-            <w:tcW w:type="dxa" w:w="785"/>
-          </w:tcPr>
-          <w:p>
-            <w:r>
-              <w:t>2</w:t>
-            </w:r>
-          </w:p>
-        </w:tc>
-        <w:tc>
-          <w:tcPr>
-            <w:tcW w:type="dxa" w:w="785"/>
-          </w:tcPr>
-          <w:p>
-            <w:r>
-              <w:t>111</w:t>
-            </w:r>
-          </w:p>
-        </w:tc>
-        <w:tc>
-          <w:tcPr>
-            <w:tcW w:type="dxa" w:w="785"/>
-          </w:tcPr>
-          <w:p>
-            <w:r>
-              <w:t>234929</w:t>
-            </w:r>
-          </w:p>
-        </w:tc>
-        <w:tc>
-          <w:tcPr>
-            <w:tcW w:type="dxa" w:w="785"/>
-          </w:tcPr>
-          <w:p>
-            <w:r>
-              <w:t>239</w:t>
-            </w:r>
-          </w:p>
-        </w:tc>
-        <w:tc>
-          <w:tcPr>
-            <w:tcW w:type="dxa" w:w="785"/>
-          </w:tcPr>
-          <w:p>
-            <w:r>
-              <w:t>311</w:t>
-            </w:r>
-          </w:p>
-        </w:tc>
-        <w:tc>
-          <w:tcPr>
-            <w:tcW w:type="dxa" w:w="785"/>
-          </w:tcPr>
-          <w:p>
-            <w:r>
-              <w:t>9</w:t>
-            </w:r>
-          </w:p>
-        </w:tc>
-        <w:tc>
-          <w:tcPr>
-            <w:tcW w:type="dxa" w:w="785"/>
-          </w:tcPr>
-          <w:p>
-            <w:r>
-              <w:t>5</w:t>
             </w:r>
           </w:p>
         </w:tc>
@@ -1627,17 +1627,17 @@
           </w:tcPr>
           <w:p>
             <w:r>
-              <w:t>2</w:t>
-            </w:r>
-          </w:p>
-        </w:tc>
-        <w:tc>
-          <w:tcPr>
-            <w:tcW w:type="dxa" w:w="785"/>
-          </w:tcPr>
-          <w:p>
-            <w:r>
-              <w:t>2</w:t>
+              <w:t>1</w:t>
+            </w:r>
+          </w:p>
+        </w:tc>
+        <w:tc>
+          <w:tcPr>
+            <w:tcW w:type="dxa" w:w="785"/>
+          </w:tcPr>
+          <w:p>
+            <w:r>
+              <w:t>1</w:t>
             </w:r>
           </w:p>
         </w:tc>
@@ -1697,7 +1697,7 @@
           </w:tcPr>
           <w:p>
             <w:r>
-              <w:t>5</w:t>
+              <w:t>4</w:t>
             </w:r>
           </w:p>
         </w:tc>
@@ -1739,6 +1739,26 @@
           </w:tcPr>
           <w:p>
             <w:r>
+              <w:t>1</w:t>
+            </w:r>
+          </w:p>
+        </w:tc>
+        <w:tc>
+          <w:tcPr>
+            <w:tcW w:type="dxa" w:w="785"/>
+          </w:tcPr>
+          <w:p>
+            <w:r>
+              <w:t>1</w:t>
+            </w:r>
+          </w:p>
+        </w:tc>
+        <w:tc>
+          <w:tcPr>
+            <w:tcW w:type="dxa" w:w="785"/>
+          </w:tcPr>
+          <w:p>
+            <w:r>
               <w:t>2</w:t>
             </w:r>
           </w:p>
@@ -1749,26 +1769,6 @@
           </w:tcPr>
           <w:p>
             <w:r>
-              <w:t>2</w:t>
-            </w:r>
-          </w:p>
-        </w:tc>
-        <w:tc>
-          <w:tcPr>
-            <w:tcW w:type="dxa" w:w="785"/>
-          </w:tcPr>
-          <w:p>
-            <w:r>
-              <w:t>2</w:t>
-            </w:r>
-          </w:p>
-        </w:tc>
-        <w:tc>
-          <w:tcPr>
-            <w:tcW w:type="dxa" w:w="785"/>
-          </w:tcPr>
-          <w:p>
-            <w:r>
               <w:t>423628</w:t>
             </w:r>
           </w:p>
@@ -1809,7 +1809,7 @@
           </w:tcPr>
           <w:p>
             <w:r>
-              <w:t>4</w:t>
+              <w:t>3</w:t>
             </w:r>
           </w:p>
         </w:tc>
@@ -1851,77 +1851,77 @@
           </w:tcPr>
           <w:p>
             <w:r>
+              <w:t>1</w:t>
+            </w:r>
+          </w:p>
+        </w:tc>
+        <w:tc>
+          <w:tcPr>
+            <w:tcW w:type="dxa" w:w="785"/>
+          </w:tcPr>
+          <w:p>
+            <w:r>
+              <w:t>4</w:t>
+            </w:r>
+          </w:p>
+        </w:tc>
+        <w:tc>
+          <w:tcPr>
+            <w:tcW w:type="dxa" w:w="785"/>
+          </w:tcPr>
+          <w:p>
+            <w:r>
+              <w:t>22</w:t>
+            </w:r>
+          </w:p>
+        </w:tc>
+        <w:tc>
+          <w:tcPr>
+            <w:tcW w:type="dxa" w:w="785"/>
+          </w:tcPr>
+          <w:p>
+            <w:r>
+              <w:t>899544</w:t>
+            </w:r>
+          </w:p>
+        </w:tc>
+        <w:tc>
+          <w:tcPr>
+            <w:tcW w:type="dxa" w:w="785"/>
+          </w:tcPr>
+          <w:p>
+            <w:r>
+              <w:t>256</w:t>
+            </w:r>
+          </w:p>
+        </w:tc>
+        <w:tc>
+          <w:tcPr>
+            <w:tcW w:type="dxa" w:w="785"/>
+          </w:tcPr>
+          <w:p>
+            <w:r>
+              <w:t>361</w:t>
+            </w:r>
+          </w:p>
+        </w:tc>
+        <w:tc>
+          <w:tcPr>
+            <w:tcW w:type="dxa" w:w="785"/>
+          </w:tcPr>
+          <w:p>
+            <w:r>
+              <w:t>46</w:t>
+            </w:r>
+          </w:p>
+        </w:tc>
+        <w:tc>
+          <w:tcPr>
+            <w:tcW w:type="dxa" w:w="785"/>
+          </w:tcPr>
+          <w:p>
+            <w:r>
               <w:t>2</w:t>
-            </w:r>
-          </w:p>
-        </w:tc>
-        <w:tc>
-          <w:tcPr>
-            <w:tcW w:type="dxa" w:w="785"/>
-          </w:tcPr>
-          <w:p>
-            <w:r>
-              <w:t>5</w:t>
-            </w:r>
-          </w:p>
-        </w:tc>
-        <w:tc>
-          <w:tcPr>
-            <w:tcW w:type="dxa" w:w="785"/>
-          </w:tcPr>
-          <w:p>
-            <w:r>
-              <w:t>22</w:t>
-            </w:r>
-          </w:p>
-        </w:tc>
-        <w:tc>
-          <w:tcPr>
-            <w:tcW w:type="dxa" w:w="785"/>
-          </w:tcPr>
-          <w:p>
-            <w:r>
-              <w:t>899544</w:t>
-            </w:r>
-          </w:p>
-        </w:tc>
-        <w:tc>
-          <w:tcPr>
-            <w:tcW w:type="dxa" w:w="785"/>
-          </w:tcPr>
-          <w:p>
-            <w:r>
-              <w:t>256</w:t>
-            </w:r>
-          </w:p>
-        </w:tc>
-        <w:tc>
-          <w:tcPr>
-            <w:tcW w:type="dxa" w:w="785"/>
-          </w:tcPr>
-          <w:p>
-            <w:r>
-              <w:t>361</w:t>
-            </w:r>
-          </w:p>
-        </w:tc>
-        <w:tc>
-          <w:tcPr>
-            <w:tcW w:type="dxa" w:w="785"/>
-          </w:tcPr>
-          <w:p>
-            <w:r>
-              <w:t>46</w:t>
-            </w:r>
-          </w:p>
-        </w:tc>
-        <w:tc>
-          <w:tcPr>
-            <w:tcW w:type="dxa" w:w="785"/>
-          </w:tcPr>
-          <w:p>
-            <w:r>
-              <w:t>3</w:t>
             </w:r>
           </w:p>
         </w:tc>
@@ -1963,16 +1963,6 @@
           </w:tcPr>
           <w:p>
             <w:r>
-              <w:t>4</w:t>
-            </w:r>
-          </w:p>
-        </w:tc>
-        <w:tc>
-          <w:tcPr>
-            <w:tcW w:type="dxa" w:w="785"/>
-          </w:tcPr>
-          <w:p>
-            <w:r>
               <w:t>3</w:t>
             </w:r>
           </w:p>
@@ -1983,6 +1973,16 @@
           </w:tcPr>
           <w:p>
             <w:r>
+              <w:t>2</w:t>
+            </w:r>
+          </w:p>
+        </w:tc>
+        <w:tc>
+          <w:tcPr>
+            <w:tcW w:type="dxa" w:w="785"/>
+          </w:tcPr>
+          <w:p>
+            <w:r>
               <w:t>222</w:t>
             </w:r>
           </w:p>
@@ -2033,7 +2033,7 @@
           </w:tcPr>
           <w:p>
             <w:r>
-              <w:t>2</w:t>
+              <w:t>1</w:t>
             </w:r>
           </w:p>
         </w:tc>
@@ -2075,17 +2075,17 @@
           </w:tcPr>
           <w:p>
             <w:r>
-              <w:t>4</w:t>
-            </w:r>
-          </w:p>
-        </w:tc>
-        <w:tc>
-          <w:tcPr>
-            <w:tcW w:type="dxa" w:w="785"/>
-          </w:tcPr>
-          <w:p>
-            <w:r>
-              <w:t>2</w:t>
+              <w:t>3</w:t>
+            </w:r>
+          </w:p>
+        </w:tc>
+        <w:tc>
+          <w:tcPr>
+            <w:tcW w:type="dxa" w:w="785"/>
+          </w:tcPr>
+          <w:p>
+            <w:r>
+              <w:t>1</w:t>
             </w:r>
           </w:p>
         </w:tc>
@@ -2145,7 +2145,7 @@
           </w:tcPr>
           <w:p>
             <w:r>
-              <w:t>4</w:t>
+              <w:t>3</w:t>
             </w:r>
           </w:p>
         </w:tc>
@@ -2187,16 +2187,6 @@
           </w:tcPr>
           <w:p>
             <w:r>
-              <w:t>3</w:t>
-            </w:r>
-          </w:p>
-        </w:tc>
-        <w:tc>
-          <w:tcPr>
-            <w:tcW w:type="dxa" w:w="785"/>
-          </w:tcPr>
-          <w:p>
-            <w:r>
               <w:t>2</w:t>
             </w:r>
           </w:p>
@@ -2207,6 +2197,16 @@
           </w:tcPr>
           <w:p>
             <w:r>
+              <w:t>1</w:t>
+            </w:r>
+          </w:p>
+        </w:tc>
+        <w:tc>
+          <w:tcPr>
+            <w:tcW w:type="dxa" w:w="785"/>
+          </w:tcPr>
+          <w:p>
+            <w:r>
               <w:t>122</w:t>
             </w:r>
           </w:p>
@@ -2257,7 +2257,7 @@
           </w:tcPr>
           <w:p>
             <w:r>
-              <w:t>3</w:t>
+              <w:t>2</w:t>
             </w:r>
           </w:p>
         </w:tc>
@@ -2299,7 +2299,17 @@
           </w:tcPr>
           <w:p>
             <w:r>
-              <w:t>5</w:t>
+              <w:t>4</w:t>
+            </w:r>
+          </w:p>
+        </w:tc>
+        <w:tc>
+          <w:tcPr>
+            <w:tcW w:type="dxa" w:w="785"/>
+          </w:tcPr>
+          <w:p>
+            <w:r>
+              <w:t>1</w:t>
             </w:r>
           </w:p>
         </w:tc>
@@ -2319,57 +2329,47 @@
           </w:tcPr>
           <w:p>
             <w:r>
+              <w:t>303252</w:t>
+            </w:r>
+          </w:p>
+        </w:tc>
+        <w:tc>
+          <w:tcPr>
+            <w:tcW w:type="dxa" w:w="785"/>
+          </w:tcPr>
+          <w:p>
+            <w:r>
+              <w:t>296</w:t>
+            </w:r>
+          </w:p>
+        </w:tc>
+        <w:tc>
+          <w:tcPr>
+            <w:tcW w:type="dxa" w:w="785"/>
+          </w:tcPr>
+          <w:p>
+            <w:r>
+              <w:t>311</w:t>
+            </w:r>
+          </w:p>
+        </w:tc>
+        <w:tc>
+          <w:tcPr>
+            <w:tcW w:type="dxa" w:w="785"/>
+          </w:tcPr>
+          <w:p>
+            <w:r>
+              <w:t>44</w:t>
+            </w:r>
+          </w:p>
+        </w:tc>
+        <w:tc>
+          <w:tcPr>
+            <w:tcW w:type="dxa" w:w="785"/>
+          </w:tcPr>
+          <w:p>
+            <w:r>
               <w:t>2</w:t>
-            </w:r>
-          </w:p>
-        </w:tc>
-        <w:tc>
-          <w:tcPr>
-            <w:tcW w:type="dxa" w:w="785"/>
-          </w:tcPr>
-          <w:p>
-            <w:r>
-              <w:t>303252</w:t>
-            </w:r>
-          </w:p>
-        </w:tc>
-        <w:tc>
-          <w:tcPr>
-            <w:tcW w:type="dxa" w:w="785"/>
-          </w:tcPr>
-          <w:p>
-            <w:r>
-              <w:t>296</w:t>
-            </w:r>
-          </w:p>
-        </w:tc>
-        <w:tc>
-          <w:tcPr>
-            <w:tcW w:type="dxa" w:w="785"/>
-          </w:tcPr>
-          <w:p>
-            <w:r>
-              <w:t>311</w:t>
-            </w:r>
-          </w:p>
-        </w:tc>
-        <w:tc>
-          <w:tcPr>
-            <w:tcW w:type="dxa" w:w="785"/>
-          </w:tcPr>
-          <w:p>
-            <w:r>
-              <w:t>44</w:t>
-            </w:r>
-          </w:p>
-        </w:tc>
-        <w:tc>
-          <w:tcPr>
-            <w:tcW w:type="dxa" w:w="785"/>
-          </w:tcPr>
-          <w:p>
-            <w:r>
-              <w:t>3</w:t>
             </w:r>
           </w:p>
         </w:tc>
@@ -2552,16 +2552,6 @@
           </w:tcPr>
           <w:p>
             <w:r>
-              <w:t>3</w:t>
-            </w:r>
-          </w:p>
-        </w:tc>
-        <w:tc>
-          <w:tcPr>
-            <w:tcW w:type="dxa" w:w="785"/>
-          </w:tcPr>
-          <w:p>
-            <w:r>
               <w:t>2</w:t>
             </w:r>
           </w:p>
@@ -2572,6 +2562,16 @@
           </w:tcPr>
           <w:p>
             <w:r>
+              <w:t>1</w:t>
+            </w:r>
+          </w:p>
+        </w:tc>
+        <w:tc>
+          <w:tcPr>
+            <w:tcW w:type="dxa" w:w="785"/>
+          </w:tcPr>
+          <w:p>
+            <w:r>
               <w:t>111</w:t>
             </w:r>
           </w:p>
@@ -2622,7 +2622,7 @@
           </w:tcPr>
           <w:p>
             <w:r>
-              <w:t>2</w:t>
+              <w:t>1</w:t>
             </w:r>
           </w:p>
         </w:tc>
@@ -2664,17 +2664,17 @@
           </w:tcPr>
           <w:p>
             <w:r>
-              <w:t>4</w:t>
-            </w:r>
-          </w:p>
-        </w:tc>
-        <w:tc>
-          <w:tcPr>
-            <w:tcW w:type="dxa" w:w="785"/>
-          </w:tcPr>
-          <w:p>
-            <w:r>
-              <w:t>2</w:t>
+              <w:t>3</w:t>
+            </w:r>
+          </w:p>
+        </w:tc>
+        <w:tc>
+          <w:tcPr>
+            <w:tcW w:type="dxa" w:w="785"/>
+          </w:tcPr>
+          <w:p>
+            <w:r>
+              <w:t>1</w:t>
             </w:r>
           </w:p>
         </w:tc>
@@ -2734,7 +2734,7 @@
           </w:tcPr>
           <w:p>
             <w:r>
-              <w:t>4</w:t>
+              <w:t>3</w:t>
             </w:r>
           </w:p>
         </w:tc>
@@ -2776,16 +2776,6 @@
           </w:tcPr>
           <w:p>
             <w:r>
-              <w:t>3</w:t>
-            </w:r>
-          </w:p>
-        </w:tc>
-        <w:tc>
-          <w:tcPr>
-            <w:tcW w:type="dxa" w:w="785"/>
-          </w:tcPr>
-          <w:p>
-            <w:r>
               <w:t>2</w:t>
             </w:r>
           </w:p>
@@ -2796,6 +2786,16 @@
           </w:tcPr>
           <w:p>
             <w:r>
+              <w:t>1</w:t>
+            </w:r>
+          </w:p>
+        </w:tc>
+        <w:tc>
+          <w:tcPr>
+            <w:tcW w:type="dxa" w:w="785"/>
+          </w:tcPr>
+          <w:p>
+            <w:r>
               <w:t>2</w:t>
             </w:r>
           </w:p>
@@ -2846,7 +2846,7 @@
           </w:tcPr>
           <w:p>
             <w:r>
-              <w:t>5</w:t>
+              <w:t>4</w:t>
             </w:r>
           </w:p>
         </w:tc>
@@ -2888,17 +2888,17 @@
           </w:tcPr>
           <w:p>
             <w:r>
-              <w:t>2</w:t>
-            </w:r>
-          </w:p>
-        </w:tc>
-        <w:tc>
-          <w:tcPr>
-            <w:tcW w:type="dxa" w:w="785"/>
-          </w:tcPr>
-          <w:p>
-            <w:r>
-              <w:t>5</w:t>
+              <w:t>1</w:t>
+            </w:r>
+          </w:p>
+        </w:tc>
+        <w:tc>
+          <w:tcPr>
+            <w:tcW w:type="dxa" w:w="785"/>
+          </w:tcPr>
+          <w:p>
+            <w:r>
+              <w:t>4</w:t>
             </w:r>
           </w:p>
         </w:tc>
@@ -2958,7 +2958,7 @@
           </w:tcPr>
           <w:p>
             <w:r>
-              <w:t>5</w:t>
+              <w:t>4</w:t>
             </w:r>
           </w:p>
         </w:tc>
@@ -3000,17 +3000,17 @@
           </w:tcPr>
           <w:p>
             <w:r>
-              <w:t>5</w:t>
-            </w:r>
-          </w:p>
-        </w:tc>
-        <w:tc>
-          <w:tcPr>
-            <w:tcW w:type="dxa" w:w="785"/>
-          </w:tcPr>
-          <w:p>
-            <w:r>
-              <w:t>3</w:t>
+              <w:t>4</w:t>
+            </w:r>
+          </w:p>
+        </w:tc>
+        <w:tc>
+          <w:tcPr>
+            <w:tcW w:type="dxa" w:w="785"/>
+          </w:tcPr>
+          <w:p>
+            <w:r>
+              <w:t>2</w:t>
             </w:r>
           </w:p>
         </w:tc>
@@ -3070,7 +3070,7 @@
           </w:tcPr>
           <w:p>
             <w:r>
-              <w:t>2</w:t>
+              <w:t>1</w:t>
             </w:r>
           </w:p>
         </w:tc>
@@ -3112,17 +3112,17 @@
           </w:tcPr>
           <w:p>
             <w:r>
-              <w:t>2</w:t>
-            </w:r>
-          </w:p>
-        </w:tc>
-        <w:tc>
-          <w:tcPr>
-            <w:tcW w:type="dxa" w:w="785"/>
-          </w:tcPr>
-          <w:p>
-            <w:r>
-              <w:t>2</w:t>
+              <w:t>1</w:t>
+            </w:r>
+          </w:p>
+        </w:tc>
+        <w:tc>
+          <w:tcPr>
+            <w:tcW w:type="dxa" w:w="785"/>
+          </w:tcPr>
+          <w:p>
+            <w:r>
+              <w:t>1</w:t>
             </w:r>
           </w:p>
         </w:tc>
@@ -3182,7 +3182,7 @@
           </w:tcPr>
           <w:p>
             <w:r>
-              <w:t>2</w:t>
+              <w:t>1</w:t>
             </w:r>
           </w:p>
         </w:tc>
@@ -3224,7 +3224,67 @@
           </w:tcPr>
           <w:p>
             <w:r>
-              <w:t>4</w:t>
+              <w:t>3</w:t>
+            </w:r>
+          </w:p>
+        </w:tc>
+        <w:tc>
+          <w:tcPr>
+            <w:tcW w:type="dxa" w:w="785"/>
+          </w:tcPr>
+          <w:p>
+            <w:r>
+              <w:t>1</w:t>
+            </w:r>
+          </w:p>
+        </w:tc>
+        <w:tc>
+          <w:tcPr>
+            <w:tcW w:type="dxa" w:w="785"/>
+          </w:tcPr>
+          <w:p>
+            <w:r>
+              <w:t>122</w:t>
+            </w:r>
+          </w:p>
+        </w:tc>
+        <w:tc>
+          <w:tcPr>
+            <w:tcW w:type="dxa" w:w="785"/>
+          </w:tcPr>
+          <w:p>
+            <w:r>
+              <w:t>233752</w:t>
+            </w:r>
+          </w:p>
+        </w:tc>
+        <w:tc>
+          <w:tcPr>
+            <w:tcW w:type="dxa" w:w="785"/>
+          </w:tcPr>
+          <w:p>
+            <w:r>
+              <w:t>239</w:t>
+            </w:r>
+          </w:p>
+        </w:tc>
+        <w:tc>
+          <w:tcPr>
+            <w:tcW w:type="dxa" w:w="785"/>
+          </w:tcPr>
+          <w:p>
+            <w:r>
+              <w:t>271</w:t>
+            </w:r>
+          </w:p>
+        </w:tc>
+        <w:tc>
+          <w:tcPr>
+            <w:tcW w:type="dxa" w:w="785"/>
+          </w:tcPr>
+          <w:p>
+            <w:r>
+              <w:t>49</w:t>
             </w:r>
           </w:p>
         </w:tc>
@@ -3235,66 +3295,6 @@
           <w:p>
             <w:r>
               <w:t>2</w:t>
-            </w:r>
-          </w:p>
-        </w:tc>
-        <w:tc>
-          <w:tcPr>
-            <w:tcW w:type="dxa" w:w="785"/>
-          </w:tcPr>
-          <w:p>
-            <w:r>
-              <w:t>122</w:t>
-            </w:r>
-          </w:p>
-        </w:tc>
-        <w:tc>
-          <w:tcPr>
-            <w:tcW w:type="dxa" w:w="785"/>
-          </w:tcPr>
-          <w:p>
-            <w:r>
-              <w:t>233752</w:t>
-            </w:r>
-          </w:p>
-        </w:tc>
-        <w:tc>
-          <w:tcPr>
-            <w:tcW w:type="dxa" w:w="785"/>
-          </w:tcPr>
-          <w:p>
-            <w:r>
-              <w:t>239</w:t>
-            </w:r>
-          </w:p>
-        </w:tc>
-        <w:tc>
-          <w:tcPr>
-            <w:tcW w:type="dxa" w:w="785"/>
-          </w:tcPr>
-          <w:p>
-            <w:r>
-              <w:t>271</w:t>
-            </w:r>
-          </w:p>
-        </w:tc>
-        <w:tc>
-          <w:tcPr>
-            <w:tcW w:type="dxa" w:w="785"/>
-          </w:tcPr>
-          <w:p>
-            <w:r>
-              <w:t>49</w:t>
-            </w:r>
-          </w:p>
-        </w:tc>
-        <w:tc>
-          <w:tcPr>
-            <w:tcW w:type="dxa" w:w="785"/>
-          </w:tcPr>
-          <w:p>
-            <w:r>
-              <w:t>3</w:t>
             </w:r>
           </w:p>
         </w:tc>
@@ -3336,7 +3336,17 @@
           </w:tcPr>
           <w:p>
             <w:r>
-              <w:t>4</w:t>
+              <w:t>3</w:t>
+            </w:r>
+          </w:p>
+        </w:tc>
+        <w:tc>
+          <w:tcPr>
+            <w:tcW w:type="dxa" w:w="785"/>
+          </w:tcPr>
+          <w:p>
+            <w:r>
+              <w:t>1</w:t>
             </w:r>
           </w:p>
         </w:tc>
@@ -3356,16 +3366,6 @@
           </w:tcPr>
           <w:p>
             <w:r>
-              <w:t>2</w:t>
-            </w:r>
-          </w:p>
-        </w:tc>
-        <w:tc>
-          <w:tcPr>
-            <w:tcW w:type="dxa" w:w="785"/>
-          </w:tcPr>
-          <w:p>
-            <w:r>
               <w:t>255743</w:t>
             </w:r>
           </w:p>
@@ -3406,7 +3406,7 @@
           </w:tcPr>
           <w:p>
             <w:r>
-              <w:t>2</w:t>
+              <w:t>1</w:t>
             </w:r>
           </w:p>
         </w:tc>
@@ -3448,17 +3448,17 @@
           </w:tcPr>
           <w:p>
             <w:r>
-              <w:t>2</w:t>
-            </w:r>
-          </w:p>
-        </w:tc>
-        <w:tc>
-          <w:tcPr>
-            <w:tcW w:type="dxa" w:w="785"/>
-          </w:tcPr>
-          <w:p>
-            <w:r>
-              <w:t>5</w:t>
+              <w:t>1</w:t>
+            </w:r>
+          </w:p>
+        </w:tc>
+        <w:tc>
+          <w:tcPr>
+            <w:tcW w:type="dxa" w:w="785"/>
+          </w:tcPr>
+          <w:p>
+            <w:r>
+              <w:t>4</w:t>
             </w:r>
           </w:p>
         </w:tc>
@@ -3518,7 +3518,7 @@
           </w:tcPr>
           <w:p>
             <w:r>
-              <w:t>5</w:t>
+              <w:t>4</w:t>
             </w:r>
           </w:p>
         </w:tc>
@@ -3560,6 +3560,16 @@
           </w:tcPr>
           <w:p>
             <w:r>
+              <w:t>1</w:t>
+            </w:r>
+          </w:p>
+        </w:tc>
+        <w:tc>
+          <w:tcPr>
+            <w:tcW w:type="dxa" w:w="785"/>
+          </w:tcPr>
+          <w:p>
+            <w:r>
               <w:t>2</w:t>
             </w:r>
           </w:p>
@@ -3570,16 +3580,6 @@
           </w:tcPr>
           <w:p>
             <w:r>
-              <w:t>3</w:t>
-            </w:r>
-          </w:p>
-        </w:tc>
-        <w:tc>
-          <w:tcPr>
-            <w:tcW w:type="dxa" w:w="785"/>
-          </w:tcPr>
-          <w:p>
-            <w:r>
               <w:t>222</w:t>
             </w:r>
           </w:p>
@@ -3630,7 +3630,7 @@
           </w:tcPr>
           <w:p>
             <w:r>
-              <w:t>2</w:t>
+              <w:t>1</w:t>
             </w:r>
           </w:p>
         </w:tc>
@@ -3672,16 +3672,6 @@
           </w:tcPr>
           <w:p>
             <w:r>
-              <w:t>3</w:t>
-            </w:r>
-          </w:p>
-        </w:tc>
-        <w:tc>
-          <w:tcPr>
-            <w:tcW w:type="dxa" w:w="785"/>
-          </w:tcPr>
-          <w:p>
-            <w:r>
               <w:t>2</w:t>
             </w:r>
           </w:p>
@@ -3692,6 +3682,16 @@
           </w:tcPr>
           <w:p>
             <w:r>
+              <w:t>1</w:t>
+            </w:r>
+          </w:p>
+        </w:tc>
+        <w:tc>
+          <w:tcPr>
+            <w:tcW w:type="dxa" w:w="785"/>
+          </w:tcPr>
+          <w:p>
+            <w:r>
               <w:t>111</w:t>
             </w:r>
           </w:p>
@@ -3742,7 +3742,7 @@
           </w:tcPr>
           <w:p>
             <w:r>
-              <w:t>5</w:t>
+              <w:t>4</w:t>
             </w:r>
           </w:p>
         </w:tc>
@@ -3784,7 +3784,67 @@
           </w:tcPr>
           <w:p>
             <w:r>
-              <w:t>5</w:t>
+              <w:t>4</w:t>
+            </w:r>
+          </w:p>
+        </w:tc>
+        <w:tc>
+          <w:tcPr>
+            <w:tcW w:type="dxa" w:w="785"/>
+          </w:tcPr>
+          <w:p>
+            <w:r>
+              <w:t>1</w:t>
+            </w:r>
+          </w:p>
+        </w:tc>
+        <w:tc>
+          <w:tcPr>
+            <w:tcW w:type="dxa" w:w="785"/>
+          </w:tcPr>
+          <w:p>
+            <w:r>
+              <w:t>122</w:t>
+            </w:r>
+          </w:p>
+        </w:tc>
+        <w:tc>
+          <w:tcPr>
+            <w:tcW w:type="dxa" w:w="785"/>
+          </w:tcPr>
+          <w:p>
+            <w:r>
+              <w:t>512470</w:t>
+            </w:r>
+          </w:p>
+        </w:tc>
+        <w:tc>
+          <w:tcPr>
+            <w:tcW w:type="dxa" w:w="785"/>
+          </w:tcPr>
+          <w:p>
+            <w:r>
+              <w:t>203</w:t>
+            </w:r>
+          </w:p>
+        </w:tc>
+        <w:tc>
+          <w:tcPr>
+            <w:tcW w:type="dxa" w:w="785"/>
+          </w:tcPr>
+          <w:p>
+            <w:r>
+              <w:t>311</w:t>
+            </w:r>
+          </w:p>
+        </w:tc>
+        <w:tc>
+          <w:tcPr>
+            <w:tcW w:type="dxa" w:w="785"/>
+          </w:tcPr>
+          <w:p>
+            <w:r>
+              <w:t>0</w:t>
             </w:r>
           </w:p>
         </w:tc>
@@ -3795,66 +3855,6 @@
           <w:p>
             <w:r>
               <w:t>2</w:t>
-            </w:r>
-          </w:p>
-        </w:tc>
-        <w:tc>
-          <w:tcPr>
-            <w:tcW w:type="dxa" w:w="785"/>
-          </w:tcPr>
-          <w:p>
-            <w:r>
-              <w:t>122</w:t>
-            </w:r>
-          </w:p>
-        </w:tc>
-        <w:tc>
-          <w:tcPr>
-            <w:tcW w:type="dxa" w:w="785"/>
-          </w:tcPr>
-          <w:p>
-            <w:r>
-              <w:t>512470</w:t>
-            </w:r>
-          </w:p>
-        </w:tc>
-        <w:tc>
-          <w:tcPr>
-            <w:tcW w:type="dxa" w:w="785"/>
-          </w:tcPr>
-          <w:p>
-            <w:r>
-              <w:t>203</w:t>
-            </w:r>
-          </w:p>
-        </w:tc>
-        <w:tc>
-          <w:tcPr>
-            <w:tcW w:type="dxa" w:w="785"/>
-          </w:tcPr>
-          <w:p>
-            <w:r>
-              <w:t>311</w:t>
-            </w:r>
-          </w:p>
-        </w:tc>
-        <w:tc>
-          <w:tcPr>
-            <w:tcW w:type="dxa" w:w="785"/>
-          </w:tcPr>
-          <w:p>
-            <w:r>
-              <w:t>0</w:t>
-            </w:r>
-          </w:p>
-        </w:tc>
-        <w:tc>
-          <w:tcPr>
-            <w:tcW w:type="dxa" w:w="785"/>
-          </w:tcPr>
-          <w:p>
-            <w:r>
-              <w:t>3</w:t>
             </w:r>
           </w:p>
         </w:tc>
@@ -3896,16 +3896,6 @@
           </w:tcPr>
           <w:p>
             <w:r>
-              <w:t>3</w:t>
-            </w:r>
-          </w:p>
-        </w:tc>
-        <w:tc>
-          <w:tcPr>
-            <w:tcW w:type="dxa" w:w="785"/>
-          </w:tcPr>
-          <w:p>
-            <w:r>
               <w:t>2</w:t>
             </w:r>
           </w:p>
@@ -3916,6 +3906,16 @@
           </w:tcPr>
           <w:p>
             <w:r>
+              <w:t>1</w:t>
+            </w:r>
+          </w:p>
+        </w:tc>
+        <w:tc>
+          <w:tcPr>
+            <w:tcW w:type="dxa" w:w="785"/>
+          </w:tcPr>
+          <w:p>
+            <w:r>
               <w:t>2</w:t>
             </w:r>
           </w:p>
@@ -3966,7 +3966,7 @@
           </w:tcPr>
           <w:p>
             <w:r>
-              <w:t>2</w:t>
+              <w:t>1</w:t>
             </w:r>
           </w:p>
         </w:tc>
@@ -4008,17 +4008,17 @@
           </w:tcPr>
           <w:p>
             <w:r>
-              <w:t>5</w:t>
-            </w:r>
-          </w:p>
-        </w:tc>
-        <w:tc>
-          <w:tcPr>
-            <w:tcW w:type="dxa" w:w="785"/>
-          </w:tcPr>
-          <w:p>
-            <w:r>
-              <w:t>5</w:t>
+              <w:t>4</w:t>
+            </w:r>
+          </w:p>
+        </w:tc>
+        <w:tc>
+          <w:tcPr>
+            <w:tcW w:type="dxa" w:w="785"/>
+          </w:tcPr>
+          <w:p>
+            <w:r>
+              <w:t>4</w:t>
             </w:r>
           </w:p>
         </w:tc>
@@ -4078,7 +4078,7 @@
           </w:tcPr>
           <w:p>
             <w:r>
-              <w:t>4</w:t>
+              <w:t>3</w:t>
             </w:r>
           </w:p>
         </w:tc>
@@ -4120,6 +4120,16 @@
           </w:tcPr>
           <w:p>
             <w:r>
+              <w:t>1</w:t>
+            </w:r>
+          </w:p>
+        </w:tc>
+        <w:tc>
+          <w:tcPr>
+            <w:tcW w:type="dxa" w:w="785"/>
+          </w:tcPr>
+          <w:p>
+            <w:r>
               <w:t>2</w:t>
             </w:r>
           </w:p>
@@ -4130,67 +4140,57 @@
           </w:tcPr>
           <w:p>
             <w:r>
+              <w:t>222</w:t>
+            </w:r>
+          </w:p>
+        </w:tc>
+        <w:tc>
+          <w:tcPr>
+            <w:tcW w:type="dxa" w:w="785"/>
+          </w:tcPr>
+          <w:p>
+            <w:r>
+              <w:t>334708</w:t>
+            </w:r>
+          </w:p>
+        </w:tc>
+        <w:tc>
+          <w:tcPr>
+            <w:tcW w:type="dxa" w:w="785"/>
+          </w:tcPr>
+          <w:p>
+            <w:r>
+              <w:t>203</w:t>
+            </w:r>
+          </w:p>
+        </w:tc>
+        <w:tc>
+          <w:tcPr>
+            <w:tcW w:type="dxa" w:w="785"/>
+          </w:tcPr>
+          <w:p>
+            <w:r>
+              <w:t>311</w:t>
+            </w:r>
+          </w:p>
+        </w:tc>
+        <w:tc>
+          <w:tcPr>
+            <w:tcW w:type="dxa" w:w="785"/>
+          </w:tcPr>
+          <w:p>
+            <w:r>
+              <w:t>45</w:t>
+            </w:r>
+          </w:p>
+        </w:tc>
+        <w:tc>
+          <w:tcPr>
+            <w:tcW w:type="dxa" w:w="785"/>
+          </w:tcPr>
+          <w:p>
+            <w:r>
               <w:t>3</w:t>
-            </w:r>
-          </w:p>
-        </w:tc>
-        <w:tc>
-          <w:tcPr>
-            <w:tcW w:type="dxa" w:w="785"/>
-          </w:tcPr>
-          <w:p>
-            <w:r>
-              <w:t>222</w:t>
-            </w:r>
-          </w:p>
-        </w:tc>
-        <w:tc>
-          <w:tcPr>
-            <w:tcW w:type="dxa" w:w="785"/>
-          </w:tcPr>
-          <w:p>
-            <w:r>
-              <w:t>334708</w:t>
-            </w:r>
-          </w:p>
-        </w:tc>
-        <w:tc>
-          <w:tcPr>
-            <w:tcW w:type="dxa" w:w="785"/>
-          </w:tcPr>
-          <w:p>
-            <w:r>
-              <w:t>203</w:t>
-            </w:r>
-          </w:p>
-        </w:tc>
-        <w:tc>
-          <w:tcPr>
-            <w:tcW w:type="dxa" w:w="785"/>
-          </w:tcPr>
-          <w:p>
-            <w:r>
-              <w:t>311</w:t>
-            </w:r>
-          </w:p>
-        </w:tc>
-        <w:tc>
-          <w:tcPr>
-            <w:tcW w:type="dxa" w:w="785"/>
-          </w:tcPr>
-          <w:p>
-            <w:r>
-              <w:t>45</w:t>
-            </w:r>
-          </w:p>
-        </w:tc>
-        <w:tc>
-          <w:tcPr>
-            <w:tcW w:type="dxa" w:w="785"/>
-          </w:tcPr>
-          <w:p>
-            <w:r>
-              <w:t>4</w:t>
             </w:r>
           </w:p>
         </w:tc>
@@ -4232,17 +4232,17 @@
           </w:tcPr>
           <w:p>
             <w:r>
-              <w:t>5</w:t>
-            </w:r>
-          </w:p>
-        </w:tc>
-        <w:tc>
-          <w:tcPr>
-            <w:tcW w:type="dxa" w:w="785"/>
-          </w:tcPr>
-          <w:p>
-            <w:r>
-              <w:t>2</w:t>
+              <w:t>4</w:t>
+            </w:r>
+          </w:p>
+        </w:tc>
+        <w:tc>
+          <w:tcPr>
+            <w:tcW w:type="dxa" w:w="785"/>
+          </w:tcPr>
+          <w:p>
+            <w:r>
+              <w:t>1</w:t>
             </w:r>
           </w:p>
         </w:tc>
@@ -4302,7 +4302,7 @@
           </w:tcPr>
           <w:p>
             <w:r>
-              <w:t>5</w:t>
+              <w:t>4</w:t>
             </w:r>
           </w:p>
         </w:tc>
@@ -4344,17 +4344,17 @@
           </w:tcPr>
           <w:p>
             <w:r>
-              <w:t>5</w:t>
-            </w:r>
-          </w:p>
-        </w:tc>
-        <w:tc>
-          <w:tcPr>
-            <w:tcW w:type="dxa" w:w="785"/>
-          </w:tcPr>
-          <w:p>
-            <w:r>
-              <w:t>2</w:t>
+              <w:t>4</w:t>
+            </w:r>
+          </w:p>
+        </w:tc>
+        <w:tc>
+          <w:tcPr>
+            <w:tcW w:type="dxa" w:w="785"/>
+          </w:tcPr>
+          <w:p>
+            <w:r>
+              <w:t>1</w:t>
             </w:r>
           </w:p>
         </w:tc>
@@ -4414,7 +4414,7 @@
           </w:tcPr>
           <w:p>
             <w:r>
-              <w:t>5</w:t>
+              <w:t>4</w:t>
             </w:r>
           </w:p>
         </w:tc>
@@ -4456,6 +4456,26 @@
           </w:tcPr>
           <w:p>
             <w:r>
+              <w:t>1</w:t>
+            </w:r>
+          </w:p>
+        </w:tc>
+        <w:tc>
+          <w:tcPr>
+            <w:tcW w:type="dxa" w:w="785"/>
+          </w:tcPr>
+          <w:p>
+            <w:r>
+              <w:t>1</w:t>
+            </w:r>
+          </w:p>
+        </w:tc>
+        <w:tc>
+          <w:tcPr>
+            <w:tcW w:type="dxa" w:w="785"/>
+          </w:tcPr>
+          <w:p>
+            <w:r>
               <w:t>2</w:t>
             </w:r>
           </w:p>
@@ -4466,67 +4486,47 @@
           </w:tcPr>
           <w:p>
             <w:r>
+              <w:t>316427</w:t>
+            </w:r>
+          </w:p>
+        </w:tc>
+        <w:tc>
+          <w:tcPr>
+            <w:tcW w:type="dxa" w:w="785"/>
+          </w:tcPr>
+          <w:p>
+            <w:r>
+              <w:t>287</w:t>
+            </w:r>
+          </w:p>
+        </w:tc>
+        <w:tc>
+          <w:tcPr>
+            <w:tcW w:type="dxa" w:w="785"/>
+          </w:tcPr>
+          <w:p>
+            <w:r>
+              <w:t>271</w:t>
+            </w:r>
+          </w:p>
+        </w:tc>
+        <w:tc>
+          <w:tcPr>
+            <w:tcW w:type="dxa" w:w="785"/>
+          </w:tcPr>
+          <w:p>
+            <w:r>
+              <w:t>49</w:t>
+            </w:r>
+          </w:p>
+        </w:tc>
+        <w:tc>
+          <w:tcPr>
+            <w:tcW w:type="dxa" w:w="785"/>
+          </w:tcPr>
+          <w:p>
+            <w:r>
               <w:t>2</w:t>
-            </w:r>
-          </w:p>
-        </w:tc>
-        <w:tc>
-          <w:tcPr>
-            <w:tcW w:type="dxa" w:w="785"/>
-          </w:tcPr>
-          <w:p>
-            <w:r>
-              <w:t>2</w:t>
-            </w:r>
-          </w:p>
-        </w:tc>
-        <w:tc>
-          <w:tcPr>
-            <w:tcW w:type="dxa" w:w="785"/>
-          </w:tcPr>
-          <w:p>
-            <w:r>
-              <w:t>316427</w:t>
-            </w:r>
-          </w:p>
-        </w:tc>
-        <w:tc>
-          <w:tcPr>
-            <w:tcW w:type="dxa" w:w="785"/>
-          </w:tcPr>
-          <w:p>
-            <w:r>
-              <w:t>287</w:t>
-            </w:r>
-          </w:p>
-        </w:tc>
-        <w:tc>
-          <w:tcPr>
-            <w:tcW w:type="dxa" w:w="785"/>
-          </w:tcPr>
-          <w:p>
-            <w:r>
-              <w:t>271</w:t>
-            </w:r>
-          </w:p>
-        </w:tc>
-        <w:tc>
-          <w:tcPr>
-            <w:tcW w:type="dxa" w:w="785"/>
-          </w:tcPr>
-          <w:p>
-            <w:r>
-              <w:t>49</w:t>
-            </w:r>
-          </w:p>
-        </w:tc>
-        <w:tc>
-          <w:tcPr>
-            <w:tcW w:type="dxa" w:w="785"/>
-          </w:tcPr>
-          <w:p>
-            <w:r>
-              <w:t>3</w:t>
             </w:r>
           </w:p>
         </w:tc>
@@ -4568,6 +4568,16 @@
           </w:tcPr>
           <w:p>
             <w:r>
+              <w:t>3</w:t>
+            </w:r>
+          </w:p>
+        </w:tc>
+        <w:tc>
+          <w:tcPr>
+            <w:tcW w:type="dxa" w:w="785"/>
+          </w:tcPr>
+          <w:p>
+            <w:r>
               <w:t>4</w:t>
             </w:r>
           </w:p>
@@ -4578,16 +4588,6 @@
           </w:tcPr>
           <w:p>
             <w:r>
-              <w:t>5</w:t>
-            </w:r>
-          </w:p>
-        </w:tc>
-        <w:tc>
-          <w:tcPr>
-            <w:tcW w:type="dxa" w:w="785"/>
-          </w:tcPr>
-          <w:p>
-            <w:r>
               <w:t>22</w:t>
             </w:r>
           </w:p>
@@ -4638,7 +4638,7 @@
           </w:tcPr>
           <w:p>
             <w:r>
-              <w:t>3</w:t>
+              <w:t>2</w:t>
             </w:r>
           </w:p>
         </w:tc>
@@ -4680,6 +4680,16 @@
           </w:tcPr>
           <w:p>
             <w:r>
+              <w:t>1</w:t>
+            </w:r>
+          </w:p>
+        </w:tc>
+        <w:tc>
+          <w:tcPr>
+            <w:tcW w:type="dxa" w:w="785"/>
+          </w:tcPr>
+          <w:p>
+            <w:r>
               <w:t>2</w:t>
             </w:r>
           </w:p>
@@ -4690,16 +4700,6 @@
           </w:tcPr>
           <w:p>
             <w:r>
-              <w:t>3</w:t>
-            </w:r>
-          </w:p>
-        </w:tc>
-        <w:tc>
-          <w:tcPr>
-            <w:tcW w:type="dxa" w:w="785"/>
-          </w:tcPr>
-          <w:p>
-            <w:r>
               <w:t>222</w:t>
             </w:r>
           </w:p>
@@ -4750,7 +4750,7 @@
           </w:tcPr>
           <w:p>
             <w:r>
-              <w:t>2</w:t>
+              <w:t>1</w:t>
             </w:r>
           </w:p>
         </w:tc>
